--- a/docs/Retip/pipeline/Portal_Content.docx
+++ b/docs/Retip/pipeline/Portal_Content.docx
@@ -961,7 +961,7 @@
         <w:spacing w:after="140"/>
       </w:pPr>
       <w:r>
-        <w:t xml:space="preserve">내 실험실에서 측정한 RT 표로 사용자 모델을 학습합니다. 같은 구조가 학습과 평가에 섞이지 않게 나누고, validation 오차로 모델을 고릅니다.</w:t>
+        <w:t xml:space="preserve">내 실험실에서 측정한 RT 표로 사용자 모델을 학습합니다. 한 표에 RP와 HILIC가 섞여 있으면 모드마다 모델을 만듭니다. 같은 구조가 학습과 평가에 섞이지 않게 나누고, validation 오차로 모델을 고릅니다.</w:t>
       </w:r>
     </w:p>
     <w:p>
@@ -1048,7 +1048,7 @@
         <w:spacing w:after="140"/>
       </w:pPr>
       <w:r>
-        <w:t xml:space="preserve">A user model is trained from RTs measured in your lab, with structures kept apart between training and evaluation, and the model is chosen by validation error.</w:t>
+        <w:t xml:space="preserve">A user model is trained from RTs measured in your lab (one model per mode when a table mixes RP and HILIC), with structures kept apart between training and evaluation, and the model is chosen by validation error.</w:t>
       </w:r>
     </w:p>
     <w:p>
@@ -1721,13 +1721,19 @@
         <w:t xml:space="preserve">model_type</w:t>
       </w:r>
       <w:r>
-        <w:t xml:space="preserve"> 열 또는 </w:t>
+        <w:t xml:space="preserve"> 열(행마다)로 정하며, 열이 없으면 </w:t>
       </w:r>
       <w:r>
         <w:t xml:space="preserve">model</w:t>
       </w:r>
       <w:r>
-        <w:t xml:space="preserve"> 옵션으로 정하며, 둘이 다르면 멈춥니다. 기본 모델 예측은 한 표에 두 모드를 섞을 수 있지만, 학습과 학습 모델 예측·비교는 한 번에 한 모드만 씁니다.</w:t>
+        <w:t xml:space="preserve"> 옵션으로 한 모드를 지정합니다. 한 표에 두 모드를 섞을 수 있습니다. 학습은 모드마다 따로 모델을 만들고, 사용자 모델로 예측하면 행마다 그 모드의 모델을 씁니다. 학습하지 않은 모드의 행은 예측하지 않고 결과에 </w:t>
+      </w:r>
+      <w:r>
+        <w:t xml:space="preserve">no_trained_model</w:t>
+      </w:r>
+      <w:r>
+        <w:t xml:space="preserve">로 표시합니다.</w:t>
       </w:r>
     </w:p>
     <w:p>
@@ -1747,7 +1753,7 @@
         <w:t xml:space="preserve">사용자 모델은 같은 LC 조건과 RT 단위로 측정한 자료로 학습해 주세요.</w:t>
       </w:r>
       <w:r>
-        <w:t xml:space="preserve"> 컬럼, 이동상, gradient가 섞이면 어느 조건에도 맞지 않는 모델이 됩니다. 정제 후 25행·서로 다른 구조 15개 이상이 필요합니다.</w:t>
+        <w:t xml:space="preserve"> 컬럼, 이동상, gradient가 섞이면 어느 조건에도 맞지 않는 모델이 됩니다. 모드마다 정제 후 25행·서로 다른 구조 15개 이상이 필요합니다.</w:t>
       </w:r>
     </w:p>
     <w:p>
@@ -1790,10 +1796,10 @@
           <w:b/>
           <w:bCs/>
         </w:rPr>
-        <w:t xml:space="preserve">기본 모델의 학습 조건과 RT 단위는 제공 자료에서 확인되지 않았습니다.</w:t>
-      </w:r>
-      <w:r>
-        <w:t xml:space="preserve"> 실측 RT와 비교할 때와 기본·사용자 모델을 비교할 때는 조건 차이를 감안해 주세요.</w:t>
+        <w:t xml:space="preserve">기본 모델의 RT 단위는 분(min)입니다.</w:t>
+      </w:r>
+      <w:r>
+        <w:t xml:space="preserve"> 학습 조건(컬럼, 이동상, gradient)은 제공 자료에서 확인되지 않았으므로, 실측 RT와 비교할 때와 기본·사용자 모델을 비교할 때는 조건 차이를 감안해 주세요. 비교는 같은 모드끼리만 합니다.</w:t>
       </w:r>
     </w:p>
     <w:p>
@@ -1906,19 +1912,25 @@
         <w:t xml:space="preserve">The separation modes are RP and HILIC.</w:t>
       </w:r>
       <w:r>
-        <w:t xml:space="preserve"> Set them with the </w:t>
+        <w:t xml:space="preserve"> Set them per row with the </w:t>
       </w:r>
       <w:r>
         <w:t xml:space="preserve">model_type</w:t>
       </w:r>
       <w:r>
-        <w:t xml:space="preserve"> column or the </w:t>
+        <w:t xml:space="preserve"> column, or for the whole table with the </w:t>
       </w:r>
       <w:r>
         <w:t xml:space="preserve">model</w:t>
       </w:r>
       <w:r>
-        <w:t xml:space="preserve"> option; a mismatch stops the run. Default-model prediction may mix both modes in one table, but training and prediction or comparison with a trained model use one mode at a time.</w:t>
+        <w:t xml:space="preserve"> option when the column is missing; one table may mix both modes. Training builds a model per mode, and prediction with user models uses the model of each row's mode. Rows of a mode that was not trained are not predicted and are marked </w:t>
+      </w:r>
+      <w:r>
+        <w:t xml:space="preserve">no_trained_model</w:t>
+      </w:r>
+      <w:r>
+        <w:t xml:space="preserve"> in the results.</w:t>
       </w:r>
     </w:p>
     <w:p>
@@ -1938,7 +1950,7 @@
         <w:t xml:space="preserve">Train a user model with data measured under one LC condition and RT unit.</w:t>
       </w:r>
       <w:r>
-        <w:t xml:space="preserve"> Mixed columns, mobile phases or gradients give a model that fits none of them. At least 25 rows and 15 distinct structures are needed after cleaning.</w:t>
+        <w:t xml:space="preserve"> Mixed columns, mobile phases or gradients give a model that fits none of them. Each mode needs at least 25 rows and 15 distinct structures after cleaning.</w:t>
       </w:r>
     </w:p>
     <w:p>
@@ -1981,10 +1993,10 @@
           <w:b/>
           <w:bCs/>
         </w:rPr>
-        <w:t xml:space="preserve">The training conditions and RT unit of the default models are not stated in the provided material.</w:t>
-      </w:r>
-      <w:r>
-        <w:t xml:space="preserve"> Keep condition differences in mind when comparing with measured RTs and between the default and user models.</w:t>
+        <w:t xml:space="preserve">The default models give RT in minutes.</w:t>
+      </w:r>
+      <w:r>
+        <w:t xml:space="preserve"> Their training conditions (column, mobile phase, gradient) are not stated in the provided material, so keep condition differences in mind when comparing with measured RTs and between the default and user models. Models are compared only within a mode.</w:t>
       </w:r>
     </w:p>
     <w:p>

--- a/docs/Retip/pipeline/Portal_Content.docx
+++ b/docs/Retip/pipeline/Portal_Content.docx
@@ -1712,22 +1712,10 @@
           <w:b/>
           <w:bCs/>
         </w:rPr>
-        <w:t xml:space="preserve">분리 모드는 RP와 HILIC입니다.</w:t>
-      </w:r>
-      <w:r>
-        <w:t xml:space="preserve"> 표의 </w:t>
-      </w:r>
-      <w:r>
-        <w:t xml:space="preserve">model_type</w:t>
-      </w:r>
-      <w:r>
-        <w:t xml:space="preserve"> 열(행마다)로 정하며, 열이 없으면 </w:t>
-      </w:r>
-      <w:r>
-        <w:t xml:space="preserve">model</w:t>
-      </w:r>
-      <w:r>
-        <w:t xml:space="preserve"> 옵션으로 한 모드를 지정합니다. 한 표에 두 모드를 섞을 수 있습니다. 학습은 모드마다 따로 모델을 만들고, 사용자 모델로 예측하면 행마다 그 모드의 모델을 씁니다. 학습하지 않은 모드의 행은 예측하지 않고 결과에 </w:t>
+        <w:t xml:space="preserve">분리 모드는 RP와 HILIC이며, 입력 표의 model_type 열(행마다 RP 또는 HILIC)로 정합니다.</w:t>
+      </w:r>
+      <w:r>
+        <w:t xml:space="preserve"> 세 모듈 모두 이 열이 필요하고, 한 표에 두 모드를 섞을 수 있습니다. 학습은 모드마다 따로 모델을 만들고, 사용자 모델로 예측하면 행마다 그 모드의 모델을 씁니다. 학습하지 않은 모드의 행은 예측하지 않고 결과에 </w:t>
       </w:r>
       <w:r>
         <w:t xml:space="preserve">no_trained_model</w:t>
@@ -1909,22 +1897,10 @@
           <w:b/>
           <w:bCs/>
         </w:rPr>
-        <w:t xml:space="preserve">The separation modes are RP and HILIC.</w:t>
-      </w:r>
-      <w:r>
-        <w:t xml:space="preserve"> Set them per row with the </w:t>
-      </w:r>
-      <w:r>
-        <w:t xml:space="preserve">model_type</w:t>
-      </w:r>
-      <w:r>
-        <w:t xml:space="preserve"> column, or for the whole table with the </w:t>
-      </w:r>
-      <w:r>
-        <w:t xml:space="preserve">model</w:t>
-      </w:r>
-      <w:r>
-        <w:t xml:space="preserve"> option when the column is missing; one table may mix both modes. Training builds a model per mode, and prediction with user models uses the model of each row's mode. Rows of a mode that was not trained are not predicted and are marked </w:t>
+        <w:t xml:space="preserve">The separation modes are RP and HILIC, set per row in the model_type column of the input table.</w:t>
+      </w:r>
+      <w:r>
+        <w:t xml:space="preserve"> All three modules need this column, and one table may mix both modes. Training builds a model per mode, and prediction with user models uses the model of each row's mode. Rows of a mode that was not trained are not predicted and are marked </w:t>
       </w:r>
       <w:r>
         <w:t xml:space="preserve">no_trained_model</w:t>
